--- a/Documents/FR&NFR/FNR&NFR.docx
+++ b/Documents/FR&NFR/FNR&NFR.docx
@@ -1418,6 +1418,257 @@
           </w:p>
         </w:tc>
       </w:tr>
+      <w:tr>
+        <w:tc>
+          <w:tcPr>
+            <w:tcW w:w="1548" w:type="dxa"/>
+          </w:tcPr>
+          <w:p>
+            <w:pPr>
+              <w:rPr>
+                <w:lang w:val="en-GB"/>
+              </w:rPr>
+            </w:pPr>
+            <w:r>
+              <w:rPr>
+                <w:lang w:val="en-GB"/>
+              </w:rPr>
+              <w:t>4</w:t>
+            </w:r>
+          </w:p>
+        </w:tc>
+        <w:tc>
+          <w:tcPr>
+            <w:tcW w:w="4362" w:type="dxa"/>
+          </w:tcPr>
+          <w:p>
+            <w:pPr>
+              <w:rPr>
+                <w:lang w:val="en-GB"/>
+              </w:rPr>
+            </w:pPr>
+            <w:r>
+              <w:rPr>
+                <w:lang w:val="en-GB"/>
+              </w:rPr>
+              <w:t>The system will allow customers to iterate through the list of available plants without exposing the internal structure of the collection</w:t>
+            </w:r>
+          </w:p>
+        </w:tc>
+        <w:tc>
+          <w:tcPr>
+            <w:tcW w:w="4296" w:type="dxa"/>
+          </w:tcPr>
+          <w:p>
+            <w:pPr>
+              <w:rPr>
+                <w:lang w:val="en-GB"/>
+              </w:rPr>
+            </w:pPr>
+            <w:r>
+              <w:rPr>
+                <w:lang w:val="en-GB"/>
+              </w:rPr>
+              <w:t>Iterator Design Pattern (Customer Browsing)</w:t>
+            </w:r>
+          </w:p>
+        </w:tc>
+      </w:tr>
+      <w:tr>
+        <w:tc>
+          <w:tcPr>
+            <w:tcW w:w="1548" w:type="dxa"/>
+          </w:tcPr>
+          <w:p>
+            <w:pPr>
+              <w:rPr>
+                <w:lang w:val="en-GB"/>
+              </w:rPr>
+            </w:pPr>
+            <w:r>
+              <w:rPr>
+                <w:lang w:val="en-GB"/>
+              </w:rPr>
+              <w:t>5</w:t>
+            </w:r>
+          </w:p>
+        </w:tc>
+        <w:tc>
+          <w:tcPr>
+            <w:tcW w:w="4362" w:type="dxa"/>
+          </w:tcPr>
+          <w:p>
+            <w:pPr>
+              <w:rPr>
+                <w:lang w:val="en-GB"/>
+              </w:rPr>
+            </w:pPr>
+            <w:r>
+              <w:rPr>
+                <w:lang w:val="en-GB"/>
+              </w:rPr>
+              <w:t>The system shall maintain an Inventory as the subject that keeps track of all plants in stock and allow observers like sales, customer service, staff to subscribe to inventory updates</w:t>
+            </w:r>
+          </w:p>
+        </w:tc>
+        <w:tc>
+          <w:tcPr>
+            <w:tcW w:w="4296" w:type="dxa"/>
+          </w:tcPr>
+          <w:p>
+            <w:pPr>
+              <w:rPr>
+                <w:lang w:val="en-GB"/>
+              </w:rPr>
+            </w:pPr>
+            <w:r>
+              <w:rPr>
+                <w:lang w:val="en-GB"/>
+              </w:rPr>
+              <w:t>Observer Design Pattern (Updating Inventory)</w:t>
+            </w:r>
+          </w:p>
+        </w:tc>
+      </w:tr>
+      <w:tr>
+        <w:tc>
+          <w:tcPr>
+            <w:tcW w:w="1548" w:type="dxa"/>
+          </w:tcPr>
+          <w:p>
+            <w:pPr>
+              <w:rPr>
+                <w:lang w:val="en-GB"/>
+              </w:rPr>
+            </w:pPr>
+            <w:r>
+              <w:rPr>
+                <w:lang w:val="en-GB"/>
+              </w:rPr>
+              <w:t>6</w:t>
+            </w:r>
+          </w:p>
+        </w:tc>
+        <w:tc>
+          <w:tcPr>
+            <w:tcW w:w="4362" w:type="dxa"/>
+          </w:tcPr>
+          <w:p>
+            <w:pPr>
+              <w:rPr>
+                <w:lang w:val="en-GB"/>
+              </w:rPr>
+            </w:pPr>
+            <w:r>
+              <w:rPr>
+                <w:lang w:val="en-GB"/>
+              </w:rPr>
+              <w:t>Customers interact with staff to ask for advice or help with purchases</w:t>
+            </w:r>
+          </w:p>
+        </w:tc>
+        <w:tc>
+          <w:tcPr>
+            <w:tcW w:w="4296" w:type="dxa"/>
+          </w:tcPr>
+          <w:p>
+            <w:pPr>
+              <w:rPr>
+                <w:lang w:val="en-GB"/>
+              </w:rPr>
+            </w:pPr>
+            <w:r>
+              <w:rPr>
+                <w:lang w:val="en-GB"/>
+              </w:rPr>
+              <w:t xml:space="preserve">Chain of Responsibility (Interaction with </w:t>
+            </w:r>
+            <w:r>
+              <w:rPr>
+                <w:lang w:val="en-GB"/>
+              </w:rPr>
+              <w:t xml:space="preserve">customers &amp; </w:t>
+            </w:r>
+            <w:r>
+              <w:rPr>
+                <w:lang w:val="en-GB"/>
+              </w:rPr>
+              <w:t>staff</w:t>
+            </w:r>
+            <w:r>
+              <w:rPr>
+                <w:lang w:val="en-GB"/>
+              </w:rPr>
+              <w:t>)</w:t>
+            </w:r>
+          </w:p>
+        </w:tc>
+      </w:tr>
+      <w:tr>
+        <w:tc>
+          <w:tcPr>
+            <w:tcW w:w="1548" w:type="dxa"/>
+          </w:tcPr>
+          <w:p>
+            <w:pPr>
+              <w:rPr>
+                <w:lang w:val="en-GB"/>
+              </w:rPr>
+            </w:pPr>
+            <w:r>
+              <w:rPr>
+                <w:lang w:val="en-GB"/>
+              </w:rPr>
+              <w:t>7</w:t>
+            </w:r>
+          </w:p>
+        </w:tc>
+        <w:tc>
+          <w:tcPr>
+            <w:tcW w:w="4362" w:type="dxa"/>
+          </w:tcPr>
+          <w:p>
+            <w:pPr>
+              <w:rPr>
+                <w:lang w:val="en-GB"/>
+              </w:rPr>
+            </w:pPr>
+            <w:r>
+              <w:rPr>
+                <w:lang w:val="en-GB"/>
+              </w:rPr>
+              <w:t>The system must be able to construct different types of promotions using a builder.</w:t>
+            </w:r>
+            <w:r>
+              <w:t xml:space="preserve"> </w:t>
+            </w:r>
+            <w:r>
+              <w:rPr>
+                <w:lang w:val="en-GB"/>
+              </w:rPr>
+              <w:t>The system must allow adding multiple plant items to a promotion.</w:t>
+            </w:r>
+          </w:p>
+        </w:tc>
+        <w:tc>
+          <w:tcPr>
+            <w:tcW w:w="4296" w:type="dxa"/>
+          </w:tcPr>
+          <w:p>
+            <w:pPr>
+              <w:rPr>
+                <w:lang w:val="en-GB"/>
+              </w:rPr>
+            </w:pPr>
+            <w:r>
+              <w:rPr>
+                <w:lang w:val="en-GB"/>
+              </w:rPr>
+              <w:t>Builder (Promotional Orders)</w:t>
+            </w:r>
+          </w:p>
+        </w:tc>
+      </w:tr>
     </w:tbl>
     <w:p>
       <w:pPr>
@@ -1426,319 +1677,6 @@
         </w:rPr>
       </w:pPr>
     </w:p>
-    <w:tbl>
-      <w:tblPr>
-        <w:tblStyle w:val="TableGrid"/>
-        <w:tblW w:w="10206" w:type="dxa"/>
-        <w:tblInd w:w="-572" w:type="dxa"/>
-        <w:tblLook w:val="04A0" w:firstRow="1" w:lastRow="0" w:firstColumn="1" w:lastColumn="0" w:noHBand="0" w:noVBand="1"/>
-      </w:tblPr>
-      <w:tblGrid>
-        <w:gridCol w:w="1548"/>
-        <w:gridCol w:w="4362"/>
-        <w:gridCol w:w="4296"/>
-      </w:tblGrid>
-      <w:tr>
-        <w:tc>
-          <w:tcPr>
-            <w:tcW w:w="10206" w:type="dxa"/>
-            <w:gridSpan w:val="3"/>
-          </w:tcPr>
-          <w:p>
-            <w:pPr>
-              <w:jc w:val="center"/>
-              <w:rPr>
-                <w:b/>
-                <w:bCs/>
-                <w:sz w:val="28"/>
-                <w:szCs w:val="28"/>
-                <w:lang w:val="en-GB"/>
-              </w:rPr>
-            </w:pPr>
-            <w:r>
-              <w:rPr>
-                <w:b/>
-                <w:bCs/>
-                <w:sz w:val="28"/>
-                <w:szCs w:val="28"/>
-                <w:lang w:val="en-GB"/>
-              </w:rPr>
-              <w:t>C</w:t>
-            </w:r>
-            <w:r>
-              <w:rPr>
-                <w:b/>
-                <w:bCs/>
-                <w:sz w:val="28"/>
-                <w:szCs w:val="28"/>
-                <w:lang w:val="en-GB"/>
-              </w:rPr>
-              <w:t>ustomer &amp; Sales</w:t>
-            </w:r>
-          </w:p>
-        </w:tc>
-      </w:tr>
-      <w:tr>
-        <w:tc>
-          <w:tcPr>
-            <w:tcW w:w="1548" w:type="dxa"/>
-          </w:tcPr>
-          <w:p>
-            <w:pPr>
-              <w:rPr>
-                <w:b/>
-                <w:bCs/>
-                <w:lang w:val="en-GB"/>
-              </w:rPr>
-            </w:pPr>
-            <w:r>
-              <w:rPr>
-                <w:b/>
-                <w:bCs/>
-                <w:lang w:val="en-GB"/>
-              </w:rPr>
-              <w:t>FR No.</w:t>
-            </w:r>
-          </w:p>
-        </w:tc>
-        <w:tc>
-          <w:tcPr>
-            <w:tcW w:w="4362" w:type="dxa"/>
-          </w:tcPr>
-          <w:p>
-            <w:pPr>
-              <w:rPr>
-                <w:b/>
-                <w:bCs/>
-                <w:lang w:val="en-GB"/>
-              </w:rPr>
-            </w:pPr>
-            <w:r>
-              <w:rPr>
-                <w:b/>
-                <w:bCs/>
-                <w:lang w:val="en-GB"/>
-              </w:rPr>
-              <w:t>Functional Requirement</w:t>
-            </w:r>
-          </w:p>
-        </w:tc>
-        <w:tc>
-          <w:tcPr>
-            <w:tcW w:w="4296" w:type="dxa"/>
-          </w:tcPr>
-          <w:p>
-            <w:pPr>
-              <w:rPr>
-                <w:b/>
-                <w:bCs/>
-                <w:lang w:val="en-GB"/>
-              </w:rPr>
-            </w:pPr>
-            <w:r>
-              <w:rPr>
-                <w:b/>
-                <w:bCs/>
-                <w:lang w:val="en-GB"/>
-              </w:rPr>
-              <w:t>Design Pattern</w:t>
-            </w:r>
-          </w:p>
-        </w:tc>
-      </w:tr>
-      <w:tr>
-        <w:tc>
-          <w:tcPr>
-            <w:tcW w:w="1548" w:type="dxa"/>
-          </w:tcPr>
-          <w:p>
-            <w:pPr>
-              <w:rPr>
-                <w:lang w:val="en-GB"/>
-              </w:rPr>
-            </w:pPr>
-            <w:r>
-              <w:rPr>
-                <w:lang w:val="en-GB"/>
-              </w:rPr>
-              <w:t>1</w:t>
-            </w:r>
-          </w:p>
-        </w:tc>
-        <w:tc>
-          <w:tcPr>
-            <w:tcW w:w="4362" w:type="dxa"/>
-          </w:tcPr>
-          <w:p>
-            <w:pPr>
-              <w:rPr>
-                <w:lang w:val="en-GB"/>
-              </w:rPr>
-            </w:pPr>
-            <w:r>
-              <w:rPr>
-                <w:lang w:val="en-GB"/>
-              </w:rPr>
-              <w:t>The system will allow customers to iterate through the list of available plants without exposing the internal structure of the collection</w:t>
-            </w:r>
-          </w:p>
-        </w:tc>
-        <w:tc>
-          <w:tcPr>
-            <w:tcW w:w="4296" w:type="dxa"/>
-          </w:tcPr>
-          <w:p>
-            <w:pPr>
-              <w:rPr>
-                <w:lang w:val="en-GB"/>
-              </w:rPr>
-            </w:pPr>
-            <w:r>
-              <w:rPr>
-                <w:lang w:val="en-GB"/>
-              </w:rPr>
-              <w:t>Iterator Design Pattern</w:t>
-            </w:r>
-            <w:r>
-              <w:rPr>
-                <w:lang w:val="en-GB"/>
-              </w:rPr>
-              <w:t xml:space="preserve"> (Customer Browsing)</w:t>
-            </w:r>
-          </w:p>
-        </w:tc>
-      </w:tr>
-      <w:tr>
-        <w:tc>
-          <w:tcPr>
-            <w:tcW w:w="1548" w:type="dxa"/>
-          </w:tcPr>
-          <w:p>
-            <w:pPr>
-              <w:rPr>
-                <w:lang w:val="en-GB"/>
-              </w:rPr>
-            </w:pPr>
-            <w:r>
-              <w:rPr>
-                <w:lang w:val="en-GB"/>
-              </w:rPr>
-              <w:t>2</w:t>
-            </w:r>
-          </w:p>
-        </w:tc>
-        <w:tc>
-          <w:tcPr>
-            <w:tcW w:w="4362" w:type="dxa"/>
-          </w:tcPr>
-          <w:p>
-            <w:pPr>
-              <w:rPr>
-                <w:lang w:val="en-GB"/>
-              </w:rPr>
-            </w:pPr>
-            <w:r>
-              <w:rPr>
-                <w:lang w:val="en-GB"/>
-              </w:rPr>
-              <w:t xml:space="preserve">The system shall maintain an Inventory as the subject that keeps track of all plants in stock and allow observers like sales, customer service, staff to </w:t>
-            </w:r>
-            <w:r>
-              <w:rPr>
-                <w:lang w:val="en-GB"/>
-              </w:rPr>
-              <w:t>subscribe to inventory updates</w:t>
-            </w:r>
-          </w:p>
-        </w:tc>
-        <w:tc>
-          <w:tcPr>
-            <w:tcW w:w="4296" w:type="dxa"/>
-          </w:tcPr>
-          <w:p>
-            <w:pPr>
-              <w:rPr>
-                <w:lang w:val="en-GB"/>
-              </w:rPr>
-            </w:pPr>
-            <w:r>
-              <w:rPr>
-                <w:lang w:val="en-GB"/>
-              </w:rPr>
-              <w:t>Observer Design Pattern</w:t>
-            </w:r>
-            <w:r>
-              <w:rPr>
-                <w:lang w:val="en-GB"/>
-              </w:rPr>
-              <w:t xml:space="preserve"> (Updating Inventory)</w:t>
-            </w:r>
-          </w:p>
-        </w:tc>
-      </w:tr>
-      <w:tr>
-        <w:tc>
-          <w:tcPr>
-            <w:tcW w:w="1548" w:type="dxa"/>
-          </w:tcPr>
-          <w:p>
-            <w:pPr>
-              <w:rPr>
-                <w:lang w:val="en-GB"/>
-              </w:rPr>
-            </w:pPr>
-            <w:r>
-              <w:rPr>
-                <w:lang w:val="en-GB"/>
-              </w:rPr>
-              <w:t>3</w:t>
-            </w:r>
-          </w:p>
-        </w:tc>
-        <w:tc>
-          <w:tcPr>
-            <w:tcW w:w="4362" w:type="dxa"/>
-          </w:tcPr>
-          <w:p>
-            <w:pPr>
-              <w:rPr>
-                <w:lang w:val="en-GB"/>
-              </w:rPr>
-            </w:pPr>
-            <w:r>
-              <w:rPr>
-                <w:lang w:val="en-GB"/>
-              </w:rPr>
-              <w:t>Customers interact with staff to ask for advice or help with purchases</w:t>
-            </w:r>
-          </w:p>
-        </w:tc>
-        <w:tc>
-          <w:tcPr>
-            <w:tcW w:w="4296" w:type="dxa"/>
-          </w:tcPr>
-          <w:p>
-            <w:pPr>
-              <w:rPr>
-                <w:lang w:val="en-GB"/>
-              </w:rPr>
-            </w:pPr>
-            <w:r>
-              <w:rPr>
-                <w:lang w:val="en-GB"/>
-              </w:rPr>
-              <w:t>Chain of Responsibility</w:t>
-            </w:r>
-            <w:r>
-              <w:rPr>
-                <w:lang w:val="en-GB"/>
-              </w:rPr>
-              <w:t xml:space="preserve"> (Interaction with staff)</w:t>
-            </w:r>
-          </w:p>
-        </w:tc>
-      </w:tr>
-    </w:tbl>
     <w:p>
       <w:pPr>
         <w:rPr>
@@ -1995,6 +1933,7 @@
               <w:rPr>
                 <w:lang w:val="en-GB"/>
               </w:rPr>
+              <w:lastRenderedPageBreak/>
               <w:t>3</w:t>
             </w:r>
           </w:p>
@@ -2054,7 +1993,6 @@
               <w:rPr>
                 <w:lang w:val="en-GB"/>
               </w:rPr>
-              <w:lastRenderedPageBreak/>
               <w:t>4</w:t>
             </w:r>
           </w:p>
